--- a/practical 18 DBMT.docx
+++ b/practical 18 DBMT.docx
@@ -12,6 +12,8 @@
           <w:lang w:val="en-US"/>
         </w:rPr>
       </w:pPr>
+      <w:bookmarkStart w:id="0" w:name="_GoBack"/>
+      <w:bookmarkEnd w:id="0"/>
       <w:r>
         <w:rPr>
           <w:rFonts w:ascii="Times New Roman" w:hAnsi="Times New Roman" w:cs="Times New Roman"/>
@@ -20,9 +22,8 @@
           <w:szCs w:val="28"/>
           <w:lang w:val="en-US"/>
         </w:rPr>
-        <w:t xml:space="preserve">18. Implementing </w:t>
-      </w:r>
-      <w:proofErr w:type="spellStart"/>
+        <w:t>18. Implementing data</w:t>
+      </w:r>
       <w:r>
         <w:rPr>
           <w:rFonts w:ascii="Times New Roman" w:hAnsi="Times New Roman" w:cs="Times New Roman"/>
@@ -31,9 +32,8 @@
           <w:szCs w:val="28"/>
           <w:lang w:val="en-US"/>
         </w:rPr>
-        <w:t>datamining</w:t>
-      </w:r>
-      <w:proofErr w:type="spellEnd"/>
+        <w:t xml:space="preserve"> </w:t>
+      </w:r>
       <w:r>
         <w:rPr>
           <w:rFonts w:ascii="Times New Roman" w:hAnsi="Times New Roman" w:cs="Times New Roman"/>
@@ -42,10 +42,11 @@
           <w:szCs w:val="28"/>
           <w:lang w:val="en-US"/>
         </w:rPr>
-        <w:t xml:space="preserve"> techniques to discover patterns and trends in </w:t>
-      </w:r>
-      <w:bookmarkStart w:id="0" w:name="_GoBack"/>
-      <w:r>
+        <w:t>mining techniques to discover patterns and trends in large reporting.</w:t>
+      </w:r>
+    </w:p>
+    <w:p>
+      <w:pPr>
         <w:rPr>
           <w:rFonts w:ascii="Times New Roman" w:hAnsi="Times New Roman" w:cs="Times New Roman"/>
           <w:b/>
@@ -53,9 +54,1601 @@
           <w:szCs w:val="28"/>
           <w:lang w:val="en-US"/>
         </w:rPr>
-        <w:t>large reporting.</w:t>
-      </w:r>
-      <w:bookmarkEnd w:id="0"/>
+      </w:pPr>
+    </w:p>
+    <w:p>
+      <w:pPr>
+        <w:rPr>
+          <w:rFonts w:ascii="Times New Roman" w:hAnsi="Times New Roman" w:cs="Times New Roman"/>
+          <w:sz w:val="24"/>
+          <w:szCs w:val="24"/>
+          <w:lang w:val="en-US"/>
+        </w:rPr>
+      </w:pPr>
+      <w:proofErr w:type="gramStart"/>
+      <w:r>
+        <w:rPr>
+          <w:rFonts w:ascii="Times New Roman" w:hAnsi="Times New Roman" w:cs="Times New Roman"/>
+          <w:sz w:val="24"/>
+          <w:szCs w:val="24"/>
+          <w:lang w:val="en-US"/>
+        </w:rPr>
+        <w:t>create</w:t>
+      </w:r>
+      <w:proofErr w:type="gramEnd"/>
+      <w:r>
+        <w:rPr>
+          <w:rFonts w:ascii="Times New Roman" w:hAnsi="Times New Roman" w:cs="Times New Roman"/>
+          <w:sz w:val="24"/>
+          <w:szCs w:val="24"/>
+          <w:lang w:val="en-US"/>
+        </w:rPr>
+        <w:t xml:space="preserve"> database sales;</w:t>
+      </w:r>
+    </w:p>
+    <w:p>
+      <w:pPr>
+        <w:rPr>
+          <w:rFonts w:ascii="Times New Roman" w:hAnsi="Times New Roman" w:cs="Times New Roman"/>
+          <w:sz w:val="24"/>
+          <w:szCs w:val="24"/>
+          <w:lang w:val="en-US"/>
+        </w:rPr>
+      </w:pPr>
+      <w:proofErr w:type="gramStart"/>
+      <w:r>
+        <w:rPr>
+          <w:rFonts w:ascii="Times New Roman" w:hAnsi="Times New Roman" w:cs="Times New Roman"/>
+          <w:sz w:val="24"/>
+          <w:szCs w:val="24"/>
+          <w:lang w:val="en-US"/>
+        </w:rPr>
+        <w:t>use</w:t>
+      </w:r>
+      <w:proofErr w:type="gramEnd"/>
+      <w:r>
+        <w:rPr>
+          <w:rFonts w:ascii="Times New Roman" w:hAnsi="Times New Roman" w:cs="Times New Roman"/>
+          <w:sz w:val="24"/>
+          <w:szCs w:val="24"/>
+          <w:lang w:val="en-US"/>
+        </w:rPr>
+        <w:t xml:space="preserve"> sales;</w:t>
+      </w:r>
+    </w:p>
+    <w:p>
+      <w:pPr>
+        <w:rPr>
+          <w:rFonts w:ascii="Times New Roman" w:hAnsi="Times New Roman" w:cs="Times New Roman"/>
+          <w:sz w:val="24"/>
+          <w:szCs w:val="24"/>
+          <w:lang w:val="en-US"/>
+        </w:rPr>
+      </w:pPr>
+    </w:p>
+    <w:p>
+      <w:pPr>
+        <w:rPr>
+          <w:rFonts w:ascii="Times New Roman" w:hAnsi="Times New Roman" w:cs="Times New Roman"/>
+          <w:sz w:val="24"/>
+          <w:szCs w:val="24"/>
+          <w:lang w:val="en-US"/>
+        </w:rPr>
+      </w:pPr>
+      <w:proofErr w:type="gramStart"/>
+      <w:r>
+        <w:rPr>
+          <w:rFonts w:ascii="Times New Roman" w:hAnsi="Times New Roman" w:cs="Times New Roman"/>
+          <w:sz w:val="24"/>
+          <w:szCs w:val="24"/>
+          <w:lang w:val="en-US"/>
+        </w:rPr>
+        <w:t>create</w:t>
+      </w:r>
+      <w:proofErr w:type="gramEnd"/>
+      <w:r>
+        <w:rPr>
+          <w:rFonts w:ascii="Times New Roman" w:hAnsi="Times New Roman" w:cs="Times New Roman"/>
+          <w:sz w:val="24"/>
+          <w:szCs w:val="24"/>
+          <w:lang w:val="en-US"/>
+        </w:rPr>
+        <w:t xml:space="preserve"> table sales(</w:t>
+      </w:r>
+    </w:p>
+    <w:p>
+      <w:pPr>
+        <w:rPr>
+          <w:rFonts w:ascii="Times New Roman" w:hAnsi="Times New Roman" w:cs="Times New Roman"/>
+          <w:sz w:val="24"/>
+          <w:szCs w:val="24"/>
+          <w:lang w:val="en-US"/>
+        </w:rPr>
+      </w:pPr>
+      <w:proofErr w:type="spellStart"/>
+      <w:proofErr w:type="gramStart"/>
+      <w:r>
+        <w:rPr>
+          <w:rFonts w:ascii="Times New Roman" w:hAnsi="Times New Roman" w:cs="Times New Roman"/>
+          <w:sz w:val="24"/>
+          <w:szCs w:val="24"/>
+          <w:lang w:val="en-US"/>
+        </w:rPr>
+        <w:t>sale_id</w:t>
+      </w:r>
+      <w:proofErr w:type="spellEnd"/>
+      <w:proofErr w:type="gramEnd"/>
+      <w:r>
+        <w:rPr>
+          <w:rFonts w:ascii="Times New Roman" w:hAnsi="Times New Roman" w:cs="Times New Roman"/>
+          <w:sz w:val="24"/>
+          <w:szCs w:val="24"/>
+          <w:lang w:val="en-US"/>
+        </w:rPr>
+        <w:t xml:space="preserve"> </w:t>
+      </w:r>
+      <w:proofErr w:type="spellStart"/>
+      <w:r>
+        <w:rPr>
+          <w:rFonts w:ascii="Times New Roman" w:hAnsi="Times New Roman" w:cs="Times New Roman"/>
+          <w:sz w:val="24"/>
+          <w:szCs w:val="24"/>
+          <w:lang w:val="en-US"/>
+        </w:rPr>
+        <w:t>int</w:t>
+      </w:r>
+      <w:proofErr w:type="spellEnd"/>
+      <w:r>
+        <w:rPr>
+          <w:rFonts w:ascii="Times New Roman" w:hAnsi="Times New Roman" w:cs="Times New Roman"/>
+          <w:sz w:val="24"/>
+          <w:szCs w:val="24"/>
+          <w:lang w:val="en-US"/>
+        </w:rPr>
+        <w:t xml:space="preserve"> </w:t>
+      </w:r>
+      <w:proofErr w:type="spellStart"/>
+      <w:r>
+        <w:rPr>
+          <w:rFonts w:ascii="Times New Roman" w:hAnsi="Times New Roman" w:cs="Times New Roman"/>
+          <w:sz w:val="24"/>
+          <w:szCs w:val="24"/>
+          <w:lang w:val="en-US"/>
+        </w:rPr>
+        <w:t>auto_increment</w:t>
+      </w:r>
+      <w:proofErr w:type="spellEnd"/>
+      <w:r>
+        <w:rPr>
+          <w:rFonts w:ascii="Times New Roman" w:hAnsi="Times New Roman" w:cs="Times New Roman"/>
+          <w:sz w:val="24"/>
+          <w:szCs w:val="24"/>
+          <w:lang w:val="en-US"/>
+        </w:rPr>
+        <w:t xml:space="preserve"> primary key,</w:t>
+      </w:r>
+    </w:p>
+    <w:p>
+      <w:pPr>
+        <w:rPr>
+          <w:rFonts w:ascii="Times New Roman" w:hAnsi="Times New Roman" w:cs="Times New Roman"/>
+          <w:sz w:val="24"/>
+          <w:szCs w:val="24"/>
+          <w:lang w:val="en-US"/>
+        </w:rPr>
+      </w:pPr>
+      <w:proofErr w:type="gramStart"/>
+      <w:r>
+        <w:rPr>
+          <w:rFonts w:ascii="Times New Roman" w:hAnsi="Times New Roman" w:cs="Times New Roman"/>
+          <w:sz w:val="24"/>
+          <w:szCs w:val="24"/>
+          <w:lang w:val="en-US"/>
+        </w:rPr>
+        <w:t>product</w:t>
+      </w:r>
+      <w:proofErr w:type="gramEnd"/>
+      <w:r>
+        <w:rPr>
+          <w:rFonts w:ascii="Times New Roman" w:hAnsi="Times New Roman" w:cs="Times New Roman"/>
+          <w:sz w:val="24"/>
+          <w:szCs w:val="24"/>
+          <w:lang w:val="en-US"/>
+        </w:rPr>
+        <w:t xml:space="preserve"> </w:t>
+      </w:r>
+      <w:proofErr w:type="spellStart"/>
+      <w:r>
+        <w:rPr>
+          <w:rFonts w:ascii="Times New Roman" w:hAnsi="Times New Roman" w:cs="Times New Roman"/>
+          <w:sz w:val="24"/>
+          <w:szCs w:val="24"/>
+          <w:lang w:val="en-US"/>
+        </w:rPr>
+        <w:t>varchar</w:t>
+      </w:r>
+      <w:proofErr w:type="spellEnd"/>
+      <w:r>
+        <w:rPr>
+          <w:rFonts w:ascii="Times New Roman" w:hAnsi="Times New Roman" w:cs="Times New Roman"/>
+          <w:sz w:val="24"/>
+          <w:szCs w:val="24"/>
+          <w:lang w:val="en-US"/>
+        </w:rPr>
+        <w:t>(100),</w:t>
+      </w:r>
+    </w:p>
+    <w:p>
+      <w:pPr>
+        <w:rPr>
+          <w:rFonts w:ascii="Times New Roman" w:hAnsi="Times New Roman" w:cs="Times New Roman"/>
+          <w:sz w:val="24"/>
+          <w:szCs w:val="24"/>
+          <w:lang w:val="en-US"/>
+        </w:rPr>
+      </w:pPr>
+      <w:proofErr w:type="gramStart"/>
+      <w:r>
+        <w:rPr>
+          <w:rFonts w:ascii="Times New Roman" w:hAnsi="Times New Roman" w:cs="Times New Roman"/>
+          <w:sz w:val="24"/>
+          <w:szCs w:val="24"/>
+          <w:lang w:val="en-US"/>
+        </w:rPr>
+        <w:t>category</w:t>
+      </w:r>
+      <w:proofErr w:type="gramEnd"/>
+      <w:r>
+        <w:rPr>
+          <w:rFonts w:ascii="Times New Roman" w:hAnsi="Times New Roman" w:cs="Times New Roman"/>
+          <w:sz w:val="24"/>
+          <w:szCs w:val="24"/>
+          <w:lang w:val="en-US"/>
+        </w:rPr>
+        <w:t xml:space="preserve"> </w:t>
+      </w:r>
+      <w:proofErr w:type="spellStart"/>
+      <w:r>
+        <w:rPr>
+          <w:rFonts w:ascii="Times New Roman" w:hAnsi="Times New Roman" w:cs="Times New Roman"/>
+          <w:sz w:val="24"/>
+          <w:szCs w:val="24"/>
+          <w:lang w:val="en-US"/>
+        </w:rPr>
+        <w:t>varchar</w:t>
+      </w:r>
+      <w:proofErr w:type="spellEnd"/>
+      <w:r>
+        <w:rPr>
+          <w:rFonts w:ascii="Times New Roman" w:hAnsi="Times New Roman" w:cs="Times New Roman"/>
+          <w:sz w:val="24"/>
+          <w:szCs w:val="24"/>
+          <w:lang w:val="en-US"/>
+        </w:rPr>
+        <w:t>(50),</w:t>
+      </w:r>
+    </w:p>
+    <w:p>
+      <w:pPr>
+        <w:rPr>
+          <w:rFonts w:ascii="Times New Roman" w:hAnsi="Times New Roman" w:cs="Times New Roman"/>
+          <w:sz w:val="24"/>
+          <w:szCs w:val="24"/>
+          <w:lang w:val="en-US"/>
+        </w:rPr>
+      </w:pPr>
+      <w:proofErr w:type="spellStart"/>
+      <w:proofErr w:type="gramStart"/>
+      <w:r>
+        <w:rPr>
+          <w:rFonts w:ascii="Times New Roman" w:hAnsi="Times New Roman" w:cs="Times New Roman"/>
+          <w:sz w:val="24"/>
+          <w:szCs w:val="24"/>
+          <w:lang w:val="en-US"/>
+        </w:rPr>
+        <w:t>sale_date</w:t>
+      </w:r>
+      <w:proofErr w:type="spellEnd"/>
+      <w:proofErr w:type="gramEnd"/>
+      <w:r>
+        <w:rPr>
+          <w:rFonts w:ascii="Times New Roman" w:hAnsi="Times New Roman" w:cs="Times New Roman"/>
+          <w:sz w:val="24"/>
+          <w:szCs w:val="24"/>
+          <w:lang w:val="en-US"/>
+        </w:rPr>
+        <w:t xml:space="preserve"> DATE,</w:t>
+      </w:r>
+    </w:p>
+    <w:p>
+      <w:pPr>
+        <w:rPr>
+          <w:rFonts w:ascii="Times New Roman" w:hAnsi="Times New Roman" w:cs="Times New Roman"/>
+          <w:sz w:val="24"/>
+          <w:szCs w:val="24"/>
+          <w:lang w:val="en-US"/>
+        </w:rPr>
+      </w:pPr>
+      <w:proofErr w:type="gramStart"/>
+      <w:r>
+        <w:rPr>
+          <w:rFonts w:ascii="Times New Roman" w:hAnsi="Times New Roman" w:cs="Times New Roman"/>
+          <w:sz w:val="24"/>
+          <w:szCs w:val="24"/>
+          <w:lang w:val="en-US"/>
+        </w:rPr>
+        <w:t>quantity</w:t>
+      </w:r>
+      <w:proofErr w:type="gramEnd"/>
+      <w:r>
+        <w:rPr>
+          <w:rFonts w:ascii="Times New Roman" w:hAnsi="Times New Roman" w:cs="Times New Roman"/>
+          <w:sz w:val="24"/>
+          <w:szCs w:val="24"/>
+          <w:lang w:val="en-US"/>
+        </w:rPr>
+        <w:t xml:space="preserve"> </w:t>
+      </w:r>
+      <w:proofErr w:type="spellStart"/>
+      <w:r>
+        <w:rPr>
+          <w:rFonts w:ascii="Times New Roman" w:hAnsi="Times New Roman" w:cs="Times New Roman"/>
+          <w:sz w:val="24"/>
+          <w:szCs w:val="24"/>
+          <w:lang w:val="en-US"/>
+        </w:rPr>
+        <w:t>int</w:t>
+      </w:r>
+      <w:proofErr w:type="spellEnd"/>
+      <w:r>
+        <w:rPr>
+          <w:rFonts w:ascii="Times New Roman" w:hAnsi="Times New Roman" w:cs="Times New Roman"/>
+          <w:sz w:val="24"/>
+          <w:szCs w:val="24"/>
+          <w:lang w:val="en-US"/>
+        </w:rPr>
+        <w:t>,</w:t>
+      </w:r>
+    </w:p>
+    <w:p>
+      <w:pPr>
+        <w:rPr>
+          <w:rFonts w:ascii="Times New Roman" w:hAnsi="Times New Roman" w:cs="Times New Roman"/>
+          <w:sz w:val="24"/>
+          <w:szCs w:val="24"/>
+          <w:lang w:val="en-US"/>
+        </w:rPr>
+      </w:pPr>
+      <w:proofErr w:type="gramStart"/>
+      <w:r>
+        <w:rPr>
+          <w:rFonts w:ascii="Times New Roman" w:hAnsi="Times New Roman" w:cs="Times New Roman"/>
+          <w:sz w:val="24"/>
+          <w:szCs w:val="24"/>
+          <w:lang w:val="en-US"/>
+        </w:rPr>
+        <w:t>price</w:t>
+      </w:r>
+      <w:proofErr w:type="gramEnd"/>
+      <w:r>
+        <w:rPr>
+          <w:rFonts w:ascii="Times New Roman" w:hAnsi="Times New Roman" w:cs="Times New Roman"/>
+          <w:sz w:val="24"/>
+          <w:szCs w:val="24"/>
+          <w:lang w:val="en-US"/>
+        </w:rPr>
+        <w:t xml:space="preserve"> decimal(10,2)</w:t>
+      </w:r>
+    </w:p>
+    <w:p>
+      <w:pPr>
+        <w:rPr>
+          <w:rFonts w:ascii="Times New Roman" w:hAnsi="Times New Roman" w:cs="Times New Roman"/>
+          <w:sz w:val="24"/>
+          <w:szCs w:val="24"/>
+          <w:lang w:val="en-US"/>
+        </w:rPr>
+      </w:pPr>
+      <w:r>
+        <w:rPr>
+          <w:rFonts w:ascii="Times New Roman" w:hAnsi="Times New Roman" w:cs="Times New Roman"/>
+          <w:sz w:val="24"/>
+          <w:szCs w:val="24"/>
+          <w:lang w:val="en-US"/>
+        </w:rPr>
+        <w:t>);</w:t>
+      </w:r>
+    </w:p>
+    <w:p>
+      <w:pPr>
+        <w:rPr>
+          <w:rFonts w:ascii="Times New Roman" w:hAnsi="Times New Roman" w:cs="Times New Roman"/>
+          <w:sz w:val="24"/>
+          <w:szCs w:val="24"/>
+          <w:lang w:val="en-US"/>
+        </w:rPr>
+      </w:pPr>
+    </w:p>
+    <w:p>
+      <w:pPr>
+        <w:rPr>
+          <w:rFonts w:ascii="Times New Roman" w:hAnsi="Times New Roman" w:cs="Times New Roman"/>
+          <w:sz w:val="24"/>
+          <w:szCs w:val="24"/>
+          <w:lang w:val="en-US"/>
+        </w:rPr>
+      </w:pPr>
+      <w:proofErr w:type="gramStart"/>
+      <w:r>
+        <w:rPr>
+          <w:rFonts w:ascii="Times New Roman" w:hAnsi="Times New Roman" w:cs="Times New Roman"/>
+          <w:sz w:val="24"/>
+          <w:szCs w:val="24"/>
+          <w:lang w:val="en-US"/>
+        </w:rPr>
+        <w:t>insert</w:t>
+      </w:r>
+      <w:proofErr w:type="gramEnd"/>
+      <w:r>
+        <w:rPr>
+          <w:rFonts w:ascii="Times New Roman" w:hAnsi="Times New Roman" w:cs="Times New Roman"/>
+          <w:sz w:val="24"/>
+          <w:szCs w:val="24"/>
+          <w:lang w:val="en-US"/>
+        </w:rPr>
+        <w:t xml:space="preserve"> into sales(</w:t>
+      </w:r>
+      <w:proofErr w:type="spellStart"/>
+      <w:r>
+        <w:rPr>
+          <w:rFonts w:ascii="Times New Roman" w:hAnsi="Times New Roman" w:cs="Times New Roman"/>
+          <w:sz w:val="24"/>
+          <w:szCs w:val="24"/>
+          <w:lang w:val="en-US"/>
+        </w:rPr>
+        <w:t>product,category,sale_date,quantity,price</w:t>
+      </w:r>
+      <w:proofErr w:type="spellEnd"/>
+      <w:r>
+        <w:rPr>
+          <w:rFonts w:ascii="Times New Roman" w:hAnsi="Times New Roman" w:cs="Times New Roman"/>
+          <w:sz w:val="24"/>
+          <w:szCs w:val="24"/>
+          <w:lang w:val="en-US"/>
+        </w:rPr>
+        <w:t>)values</w:t>
+      </w:r>
+    </w:p>
+    <w:p>
+      <w:pPr>
+        <w:rPr>
+          <w:rFonts w:ascii="Times New Roman" w:hAnsi="Times New Roman" w:cs="Times New Roman"/>
+          <w:sz w:val="24"/>
+          <w:szCs w:val="24"/>
+          <w:lang w:val="en-US"/>
+        </w:rPr>
+      </w:pPr>
+      <w:proofErr w:type="gramStart"/>
+      <w:r>
+        <w:rPr>
+          <w:rFonts w:ascii="Times New Roman" w:hAnsi="Times New Roman" w:cs="Times New Roman"/>
+          <w:sz w:val="24"/>
+          <w:szCs w:val="24"/>
+          <w:lang w:val="en-US"/>
+        </w:rPr>
+        <w:t>('laptop</w:t>
+      </w:r>
+      <w:proofErr w:type="gramEnd"/>
+      <w:r>
+        <w:rPr>
+          <w:rFonts w:ascii="Times New Roman" w:hAnsi="Times New Roman" w:cs="Times New Roman"/>
+          <w:sz w:val="24"/>
+          <w:szCs w:val="24"/>
+          <w:lang w:val="en-US"/>
+        </w:rPr>
+        <w:t>','electronics','2023-01-05',10,800.00),</w:t>
+      </w:r>
+    </w:p>
+    <w:p>
+      <w:pPr>
+        <w:rPr>
+          <w:rFonts w:ascii="Times New Roman" w:hAnsi="Times New Roman" w:cs="Times New Roman"/>
+          <w:sz w:val="24"/>
+          <w:szCs w:val="24"/>
+          <w:lang w:val="en-US"/>
+        </w:rPr>
+      </w:pPr>
+      <w:proofErr w:type="gramStart"/>
+      <w:r>
+        <w:rPr>
+          <w:rFonts w:ascii="Times New Roman" w:hAnsi="Times New Roman" w:cs="Times New Roman"/>
+          <w:sz w:val="24"/>
+          <w:szCs w:val="24"/>
+          <w:lang w:val="en-US"/>
+        </w:rPr>
+        <w:t>('laptop</w:t>
+      </w:r>
+      <w:proofErr w:type="gramEnd"/>
+      <w:r>
+        <w:rPr>
+          <w:rFonts w:ascii="Times New Roman" w:hAnsi="Times New Roman" w:cs="Times New Roman"/>
+          <w:sz w:val="24"/>
+          <w:szCs w:val="24"/>
+          <w:lang w:val="en-US"/>
+        </w:rPr>
+        <w:t>','electronics','2023-02-10',5,820.00),</w:t>
+      </w:r>
+    </w:p>
+    <w:p>
+      <w:pPr>
+        <w:rPr>
+          <w:rFonts w:ascii="Times New Roman" w:hAnsi="Times New Roman" w:cs="Times New Roman"/>
+          <w:sz w:val="24"/>
+          <w:szCs w:val="24"/>
+          <w:lang w:val="en-US"/>
+        </w:rPr>
+      </w:pPr>
+      <w:proofErr w:type="gramStart"/>
+      <w:r>
+        <w:rPr>
+          <w:rFonts w:ascii="Times New Roman" w:hAnsi="Times New Roman" w:cs="Times New Roman"/>
+          <w:sz w:val="24"/>
+          <w:szCs w:val="24"/>
+          <w:lang w:val="en-US"/>
+        </w:rPr>
+        <w:t>('headphones</w:t>
+      </w:r>
+      <w:proofErr w:type="gramEnd"/>
+      <w:r>
+        <w:rPr>
+          <w:rFonts w:ascii="Times New Roman" w:hAnsi="Times New Roman" w:cs="Times New Roman"/>
+          <w:sz w:val="24"/>
+          <w:szCs w:val="24"/>
+          <w:lang w:val="en-US"/>
+        </w:rPr>
+        <w:t>','electronics','2023-01-15',20,50.00),</w:t>
+      </w:r>
+    </w:p>
+    <w:p>
+      <w:pPr>
+        <w:rPr>
+          <w:rFonts w:ascii="Times New Roman" w:hAnsi="Times New Roman" w:cs="Times New Roman"/>
+          <w:sz w:val="24"/>
+          <w:szCs w:val="24"/>
+          <w:lang w:val="en-US"/>
+        </w:rPr>
+      </w:pPr>
+      <w:proofErr w:type="gramStart"/>
+      <w:r>
+        <w:rPr>
+          <w:rFonts w:ascii="Times New Roman" w:hAnsi="Times New Roman" w:cs="Times New Roman"/>
+          <w:sz w:val="24"/>
+          <w:szCs w:val="24"/>
+          <w:lang w:val="en-US"/>
+        </w:rPr>
+        <w:t>('chair</w:t>
+      </w:r>
+      <w:proofErr w:type="gramEnd"/>
+      <w:r>
+        <w:rPr>
+          <w:rFonts w:ascii="Times New Roman" w:hAnsi="Times New Roman" w:cs="Times New Roman"/>
+          <w:sz w:val="24"/>
+          <w:szCs w:val="24"/>
+          <w:lang w:val="en-US"/>
+        </w:rPr>
+        <w:t>','furniture','2023-03-01',15,120.00),</w:t>
+      </w:r>
+    </w:p>
+    <w:p>
+      <w:pPr>
+        <w:rPr>
+          <w:rFonts w:ascii="Times New Roman" w:hAnsi="Times New Roman" w:cs="Times New Roman"/>
+          <w:sz w:val="24"/>
+          <w:szCs w:val="24"/>
+          <w:lang w:val="en-US"/>
+        </w:rPr>
+      </w:pPr>
+      <w:proofErr w:type="gramStart"/>
+      <w:r>
+        <w:rPr>
+          <w:rFonts w:ascii="Times New Roman" w:hAnsi="Times New Roman" w:cs="Times New Roman"/>
+          <w:sz w:val="24"/>
+          <w:szCs w:val="24"/>
+          <w:lang w:val="en-US"/>
+        </w:rPr>
+        <w:t>('desk</w:t>
+      </w:r>
+      <w:proofErr w:type="gramEnd"/>
+      <w:r>
+        <w:rPr>
+          <w:rFonts w:ascii="Times New Roman" w:hAnsi="Times New Roman" w:cs="Times New Roman"/>
+          <w:sz w:val="24"/>
+          <w:szCs w:val="24"/>
+          <w:lang w:val="en-US"/>
+        </w:rPr>
+        <w:t>','furniture','2023-02-20',7,300.00),</w:t>
+      </w:r>
+    </w:p>
+    <w:p>
+      <w:pPr>
+        <w:rPr>
+          <w:rFonts w:ascii="Times New Roman" w:hAnsi="Times New Roman" w:cs="Times New Roman"/>
+          <w:sz w:val="24"/>
+          <w:szCs w:val="24"/>
+          <w:lang w:val="en-US"/>
+        </w:rPr>
+      </w:pPr>
+      <w:proofErr w:type="gramStart"/>
+      <w:r>
+        <w:rPr>
+          <w:rFonts w:ascii="Times New Roman" w:hAnsi="Times New Roman" w:cs="Times New Roman"/>
+          <w:sz w:val="24"/>
+          <w:szCs w:val="24"/>
+          <w:lang w:val="en-US"/>
+        </w:rPr>
+        <w:t>('laptop</w:t>
+      </w:r>
+      <w:proofErr w:type="gramEnd"/>
+      <w:r>
+        <w:rPr>
+          <w:rFonts w:ascii="Times New Roman" w:hAnsi="Times New Roman" w:cs="Times New Roman"/>
+          <w:sz w:val="24"/>
+          <w:szCs w:val="24"/>
+          <w:lang w:val="en-US"/>
+        </w:rPr>
+        <w:t>','electronics','2023-05-05',3,810.00),</w:t>
+      </w:r>
+    </w:p>
+    <w:p>
+      <w:pPr>
+        <w:rPr>
+          <w:rFonts w:ascii="Times New Roman" w:hAnsi="Times New Roman" w:cs="Times New Roman"/>
+          <w:sz w:val="24"/>
+          <w:szCs w:val="24"/>
+          <w:lang w:val="en-US"/>
+        </w:rPr>
+      </w:pPr>
+      <w:proofErr w:type="gramStart"/>
+      <w:r>
+        <w:rPr>
+          <w:rFonts w:ascii="Times New Roman" w:hAnsi="Times New Roman" w:cs="Times New Roman"/>
+          <w:sz w:val="24"/>
+          <w:szCs w:val="24"/>
+          <w:lang w:val="en-US"/>
+        </w:rPr>
+        <w:t>('chair</w:t>
+      </w:r>
+      <w:proofErr w:type="gramEnd"/>
+      <w:r>
+        <w:rPr>
+          <w:rFonts w:ascii="Times New Roman" w:hAnsi="Times New Roman" w:cs="Times New Roman"/>
+          <w:sz w:val="24"/>
+          <w:szCs w:val="24"/>
+          <w:lang w:val="en-US"/>
+        </w:rPr>
+        <w:t>','furniture','2023-01-25',10,115.00);</w:t>
+      </w:r>
+    </w:p>
+    <w:p>
+      <w:pPr>
+        <w:rPr>
+          <w:rFonts w:ascii="Times New Roman" w:hAnsi="Times New Roman" w:cs="Times New Roman"/>
+          <w:sz w:val="24"/>
+          <w:szCs w:val="24"/>
+          <w:lang w:val="en-US"/>
+        </w:rPr>
+      </w:pPr>
+      <w:proofErr w:type="gramStart"/>
+      <w:r>
+        <w:rPr>
+          <w:rFonts w:ascii="Times New Roman" w:hAnsi="Times New Roman" w:cs="Times New Roman"/>
+          <w:sz w:val="24"/>
+          <w:szCs w:val="24"/>
+          <w:lang w:val="en-US"/>
+        </w:rPr>
+        <w:t>select</w:t>
+      </w:r>
+      <w:proofErr w:type="gramEnd"/>
+      <w:r>
+        <w:rPr>
+          <w:rFonts w:ascii="Times New Roman" w:hAnsi="Times New Roman" w:cs="Times New Roman"/>
+          <w:sz w:val="24"/>
+          <w:szCs w:val="24"/>
+          <w:lang w:val="en-US"/>
+        </w:rPr>
+        <w:t xml:space="preserve"> </w:t>
+      </w:r>
+      <w:proofErr w:type="spellStart"/>
+      <w:r>
+        <w:rPr>
+          <w:rFonts w:ascii="Times New Roman" w:hAnsi="Times New Roman" w:cs="Times New Roman"/>
+          <w:sz w:val="24"/>
+          <w:szCs w:val="24"/>
+          <w:lang w:val="en-US"/>
+        </w:rPr>
+        <w:t>category,sum</w:t>
+      </w:r>
+      <w:proofErr w:type="spellEnd"/>
+      <w:r>
+        <w:rPr>
+          <w:rFonts w:ascii="Times New Roman" w:hAnsi="Times New Roman" w:cs="Times New Roman"/>
+          <w:sz w:val="24"/>
+          <w:szCs w:val="24"/>
+          <w:lang w:val="en-US"/>
+        </w:rPr>
+        <w:t xml:space="preserve">(quantity)as </w:t>
+      </w:r>
+      <w:proofErr w:type="spellStart"/>
+      <w:r>
+        <w:rPr>
+          <w:rFonts w:ascii="Times New Roman" w:hAnsi="Times New Roman" w:cs="Times New Roman"/>
+          <w:sz w:val="24"/>
+          <w:szCs w:val="24"/>
+          <w:lang w:val="en-US"/>
+        </w:rPr>
+        <w:t>total_quantity,sum</w:t>
+      </w:r>
+      <w:proofErr w:type="spellEnd"/>
+      <w:r>
+        <w:rPr>
+          <w:rFonts w:ascii="Times New Roman" w:hAnsi="Times New Roman" w:cs="Times New Roman"/>
+          <w:sz w:val="24"/>
+          <w:szCs w:val="24"/>
+          <w:lang w:val="en-US"/>
+        </w:rPr>
+        <w:t xml:space="preserve">(quantity*price)as </w:t>
+      </w:r>
+      <w:proofErr w:type="spellStart"/>
+      <w:r>
+        <w:rPr>
+          <w:rFonts w:ascii="Times New Roman" w:hAnsi="Times New Roman" w:cs="Times New Roman"/>
+          <w:sz w:val="24"/>
+          <w:szCs w:val="24"/>
+          <w:lang w:val="en-US"/>
+        </w:rPr>
+        <w:t>total_revenue</w:t>
+      </w:r>
+      <w:proofErr w:type="spellEnd"/>
+      <w:r>
+        <w:rPr>
+          <w:rFonts w:ascii="Times New Roman" w:hAnsi="Times New Roman" w:cs="Times New Roman"/>
+          <w:sz w:val="24"/>
+          <w:szCs w:val="24"/>
+          <w:lang w:val="en-US"/>
+        </w:rPr>
+        <w:t xml:space="preserve"> from sales</w:t>
+      </w:r>
+    </w:p>
+    <w:p>
+      <w:pPr>
+        <w:rPr>
+          <w:rFonts w:ascii="Times New Roman" w:hAnsi="Times New Roman" w:cs="Times New Roman"/>
+          <w:sz w:val="24"/>
+          <w:szCs w:val="24"/>
+          <w:lang w:val="en-US"/>
+        </w:rPr>
+      </w:pPr>
+      <w:proofErr w:type="gramStart"/>
+      <w:r>
+        <w:rPr>
+          <w:rFonts w:ascii="Times New Roman" w:hAnsi="Times New Roman" w:cs="Times New Roman"/>
+          <w:sz w:val="24"/>
+          <w:szCs w:val="24"/>
+          <w:lang w:val="en-US"/>
+        </w:rPr>
+        <w:t>group</w:t>
+      </w:r>
+      <w:proofErr w:type="gramEnd"/>
+      <w:r>
+        <w:rPr>
+          <w:rFonts w:ascii="Times New Roman" w:hAnsi="Times New Roman" w:cs="Times New Roman"/>
+          <w:sz w:val="24"/>
+          <w:szCs w:val="24"/>
+          <w:lang w:val="en-US"/>
+        </w:rPr>
+        <w:t xml:space="preserve"> by category</w:t>
+      </w:r>
+    </w:p>
+    <w:p>
+      <w:pPr>
+        <w:rPr>
+          <w:rFonts w:ascii="Times New Roman" w:hAnsi="Times New Roman" w:cs="Times New Roman"/>
+          <w:sz w:val="24"/>
+          <w:szCs w:val="24"/>
+          <w:lang w:val="en-US"/>
+        </w:rPr>
+      </w:pPr>
+      <w:proofErr w:type="gramStart"/>
+      <w:r>
+        <w:rPr>
+          <w:rFonts w:ascii="Times New Roman" w:hAnsi="Times New Roman" w:cs="Times New Roman"/>
+          <w:sz w:val="24"/>
+          <w:szCs w:val="24"/>
+          <w:lang w:val="en-US"/>
+        </w:rPr>
+        <w:t>order</w:t>
+      </w:r>
+      <w:proofErr w:type="gramEnd"/>
+      <w:r>
+        <w:rPr>
+          <w:rFonts w:ascii="Times New Roman" w:hAnsi="Times New Roman" w:cs="Times New Roman"/>
+          <w:sz w:val="24"/>
+          <w:szCs w:val="24"/>
+          <w:lang w:val="en-US"/>
+        </w:rPr>
+        <w:t xml:space="preserve"> by </w:t>
+      </w:r>
+      <w:proofErr w:type="spellStart"/>
+      <w:r>
+        <w:rPr>
+          <w:rFonts w:ascii="Times New Roman" w:hAnsi="Times New Roman" w:cs="Times New Roman"/>
+          <w:sz w:val="24"/>
+          <w:szCs w:val="24"/>
+          <w:lang w:val="en-US"/>
+        </w:rPr>
+        <w:t>total_revenue</w:t>
+      </w:r>
+      <w:proofErr w:type="spellEnd"/>
+      <w:r>
+        <w:rPr>
+          <w:rFonts w:ascii="Times New Roman" w:hAnsi="Times New Roman" w:cs="Times New Roman"/>
+          <w:sz w:val="24"/>
+          <w:szCs w:val="24"/>
+          <w:lang w:val="en-US"/>
+        </w:rPr>
+        <w:t xml:space="preserve"> </w:t>
+      </w:r>
+      <w:proofErr w:type="spellStart"/>
+      <w:r>
+        <w:rPr>
+          <w:rFonts w:ascii="Times New Roman" w:hAnsi="Times New Roman" w:cs="Times New Roman"/>
+          <w:sz w:val="24"/>
+          <w:szCs w:val="24"/>
+          <w:lang w:val="en-US"/>
+        </w:rPr>
+        <w:t>desc</w:t>
+      </w:r>
+      <w:proofErr w:type="spellEnd"/>
+      <w:r>
+        <w:rPr>
+          <w:rFonts w:ascii="Times New Roman" w:hAnsi="Times New Roman" w:cs="Times New Roman"/>
+          <w:sz w:val="24"/>
+          <w:szCs w:val="24"/>
+          <w:lang w:val="en-US"/>
+        </w:rPr>
+        <w:t>;</w:t>
+      </w:r>
+    </w:p>
+    <w:p>
+      <w:pPr>
+        <w:rPr>
+          <w:rFonts w:ascii="Times New Roman" w:hAnsi="Times New Roman" w:cs="Times New Roman"/>
+          <w:sz w:val="24"/>
+          <w:szCs w:val="24"/>
+          <w:lang w:val="en-US"/>
+        </w:rPr>
+      </w:pPr>
+      <w:r>
+        <w:rPr>
+          <w:rFonts w:ascii="Times New Roman" w:hAnsi="Times New Roman" w:cs="Times New Roman"/>
+          <w:sz w:val="24"/>
+          <w:szCs w:val="24"/>
+          <w:lang w:val="en-US"/>
+        </w:rPr>
+        <w:lastRenderedPageBreak/>
+        <w:drawing>
+          <wp:inline distT="0" distB="0" distL="0" distR="0" wp14:anchorId="39285EEE" wp14:editId="7E376B59">
+            <wp:extent cx="2438400" cy="838200"/>
+            <wp:effectExtent l="19050" t="19050" r="19050" b="19050"/>
+            <wp:docPr id="1" name="Picture 1"/>
+            <wp:cNvGraphicFramePr>
+              <a:graphicFrameLocks xmlns:a="http://schemas.openxmlformats.org/drawingml/2006/main" noChangeAspect="1"/>
+            </wp:cNvGraphicFramePr>
+            <a:graphic xmlns:a="http://schemas.openxmlformats.org/drawingml/2006/main">
+              <a:graphicData uri="http://schemas.openxmlformats.org/drawingml/2006/picture">
+                <pic:pic xmlns:pic="http://schemas.openxmlformats.org/drawingml/2006/picture">
+                  <pic:nvPicPr>
+                    <pic:cNvPr id="0" name=""/>
+                    <pic:cNvPicPr/>
+                  </pic:nvPicPr>
+                  <pic:blipFill rotWithShape="1">
+                    <a:blip r:embed="rId5"/>
+                    <a:srcRect l="1916"/>
+                    <a:stretch/>
+                  </pic:blipFill>
+                  <pic:spPr bwMode="auto">
+                    <a:xfrm>
+                      <a:off x="0" y="0"/>
+                      <a:ext cx="2438740" cy="838317"/>
+                    </a:xfrm>
+                    <a:prstGeom prst="rect">
+                      <a:avLst/>
+                    </a:prstGeom>
+                    <a:ln>
+                      <a:solidFill>
+                        <a:schemeClr val="tx1"/>
+                      </a:solidFill>
+                    </a:ln>
+                    <a:extLst>
+                      <a:ext uri="{53640926-AAD7-44D8-BBD7-CCE9431645EC}">
+                        <a14:shadowObscured xmlns:a14="http://schemas.microsoft.com/office/drawing/2010/main"/>
+                      </a:ext>
+                    </a:extLst>
+                  </pic:spPr>
+                </pic:pic>
+              </a:graphicData>
+            </a:graphic>
+          </wp:inline>
+        </w:drawing>
+      </w:r>
+    </w:p>
+    <w:p>
+      <w:pPr>
+        <w:rPr>
+          <w:rFonts w:ascii="Times New Roman" w:hAnsi="Times New Roman" w:cs="Times New Roman"/>
+          <w:sz w:val="24"/>
+          <w:szCs w:val="24"/>
+          <w:lang w:val="en-US"/>
+        </w:rPr>
+      </w:pPr>
+    </w:p>
+    <w:p>
+      <w:pPr>
+        <w:rPr>
+          <w:rFonts w:ascii="Times New Roman" w:hAnsi="Times New Roman" w:cs="Times New Roman"/>
+          <w:sz w:val="24"/>
+          <w:szCs w:val="24"/>
+          <w:lang w:val="en-US"/>
+        </w:rPr>
+      </w:pPr>
+      <w:proofErr w:type="gramStart"/>
+      <w:r>
+        <w:rPr>
+          <w:rFonts w:ascii="Times New Roman" w:hAnsi="Times New Roman" w:cs="Times New Roman"/>
+          <w:sz w:val="24"/>
+          <w:szCs w:val="24"/>
+          <w:lang w:val="en-US"/>
+        </w:rPr>
+        <w:t>select</w:t>
+      </w:r>
+      <w:proofErr w:type="gramEnd"/>
+      <w:r>
+        <w:rPr>
+          <w:rFonts w:ascii="Times New Roman" w:hAnsi="Times New Roman" w:cs="Times New Roman"/>
+          <w:sz w:val="24"/>
+          <w:szCs w:val="24"/>
+          <w:lang w:val="en-US"/>
+        </w:rPr>
+        <w:t xml:space="preserve"> </w:t>
+      </w:r>
+      <w:proofErr w:type="spellStart"/>
+      <w:r>
+        <w:rPr>
+          <w:rFonts w:ascii="Times New Roman" w:hAnsi="Times New Roman" w:cs="Times New Roman"/>
+          <w:sz w:val="24"/>
+          <w:szCs w:val="24"/>
+          <w:lang w:val="en-US"/>
+        </w:rPr>
+        <w:t>date_format</w:t>
+      </w:r>
+      <w:proofErr w:type="spellEnd"/>
+      <w:r>
+        <w:rPr>
+          <w:rFonts w:ascii="Times New Roman" w:hAnsi="Times New Roman" w:cs="Times New Roman"/>
+          <w:sz w:val="24"/>
+          <w:szCs w:val="24"/>
+          <w:lang w:val="en-US"/>
+        </w:rPr>
+        <w:t>(</w:t>
+      </w:r>
+      <w:proofErr w:type="spellStart"/>
+      <w:r>
+        <w:rPr>
+          <w:rFonts w:ascii="Times New Roman" w:hAnsi="Times New Roman" w:cs="Times New Roman"/>
+          <w:sz w:val="24"/>
+          <w:szCs w:val="24"/>
+          <w:lang w:val="en-US"/>
+        </w:rPr>
+        <w:t>sale_date,'%y</w:t>
+      </w:r>
+      <w:proofErr w:type="spellEnd"/>
+      <w:r>
+        <w:rPr>
+          <w:rFonts w:ascii="Times New Roman" w:hAnsi="Times New Roman" w:cs="Times New Roman"/>
+          <w:sz w:val="24"/>
+          <w:szCs w:val="24"/>
+          <w:lang w:val="en-US"/>
+        </w:rPr>
+        <w:t xml:space="preserve">-%m')as </w:t>
+      </w:r>
+      <w:proofErr w:type="spellStart"/>
+      <w:r>
+        <w:rPr>
+          <w:rFonts w:ascii="Times New Roman" w:hAnsi="Times New Roman" w:cs="Times New Roman"/>
+          <w:sz w:val="24"/>
+          <w:szCs w:val="24"/>
+          <w:lang w:val="en-US"/>
+        </w:rPr>
+        <w:t>month,sum</w:t>
+      </w:r>
+      <w:proofErr w:type="spellEnd"/>
+      <w:r>
+        <w:rPr>
+          <w:rFonts w:ascii="Times New Roman" w:hAnsi="Times New Roman" w:cs="Times New Roman"/>
+          <w:sz w:val="24"/>
+          <w:szCs w:val="24"/>
+          <w:lang w:val="en-US"/>
+        </w:rPr>
+        <w:t xml:space="preserve">(quantity)as </w:t>
+      </w:r>
+      <w:proofErr w:type="spellStart"/>
+      <w:r>
+        <w:rPr>
+          <w:rFonts w:ascii="Times New Roman" w:hAnsi="Times New Roman" w:cs="Times New Roman"/>
+          <w:sz w:val="24"/>
+          <w:szCs w:val="24"/>
+          <w:lang w:val="en-US"/>
+        </w:rPr>
+        <w:t>total_quantity</w:t>
+      </w:r>
+      <w:proofErr w:type="spellEnd"/>
+      <w:r>
+        <w:rPr>
+          <w:rFonts w:ascii="Times New Roman" w:hAnsi="Times New Roman" w:cs="Times New Roman"/>
+          <w:sz w:val="24"/>
+          <w:szCs w:val="24"/>
+          <w:lang w:val="en-US"/>
+        </w:rPr>
+        <w:t>,</w:t>
+      </w:r>
+    </w:p>
+    <w:p>
+      <w:pPr>
+        <w:rPr>
+          <w:rFonts w:ascii="Times New Roman" w:hAnsi="Times New Roman" w:cs="Times New Roman"/>
+          <w:sz w:val="24"/>
+          <w:szCs w:val="24"/>
+          <w:lang w:val="en-US"/>
+        </w:rPr>
+      </w:pPr>
+      <w:proofErr w:type="gramStart"/>
+      <w:r>
+        <w:rPr>
+          <w:rFonts w:ascii="Times New Roman" w:hAnsi="Times New Roman" w:cs="Times New Roman"/>
+          <w:sz w:val="24"/>
+          <w:szCs w:val="24"/>
+          <w:lang w:val="en-US"/>
+        </w:rPr>
+        <w:t>sum(</w:t>
+      </w:r>
+      <w:proofErr w:type="gramEnd"/>
+      <w:r>
+        <w:rPr>
+          <w:rFonts w:ascii="Times New Roman" w:hAnsi="Times New Roman" w:cs="Times New Roman"/>
+          <w:sz w:val="24"/>
+          <w:szCs w:val="24"/>
+          <w:lang w:val="en-US"/>
+        </w:rPr>
+        <w:t>quantity*price)as revenue</w:t>
+      </w:r>
+    </w:p>
+    <w:p>
+      <w:pPr>
+        <w:rPr>
+          <w:rFonts w:ascii="Times New Roman" w:hAnsi="Times New Roman" w:cs="Times New Roman"/>
+          <w:sz w:val="24"/>
+          <w:szCs w:val="24"/>
+          <w:lang w:val="en-US"/>
+        </w:rPr>
+      </w:pPr>
+      <w:proofErr w:type="gramStart"/>
+      <w:r>
+        <w:rPr>
+          <w:rFonts w:ascii="Times New Roman" w:hAnsi="Times New Roman" w:cs="Times New Roman"/>
+          <w:sz w:val="24"/>
+          <w:szCs w:val="24"/>
+          <w:lang w:val="en-US"/>
+        </w:rPr>
+        <w:t>from</w:t>
+      </w:r>
+      <w:proofErr w:type="gramEnd"/>
+      <w:r>
+        <w:rPr>
+          <w:rFonts w:ascii="Times New Roman" w:hAnsi="Times New Roman" w:cs="Times New Roman"/>
+          <w:sz w:val="24"/>
+          <w:szCs w:val="24"/>
+          <w:lang w:val="en-US"/>
+        </w:rPr>
+        <w:t xml:space="preserve"> sales</w:t>
+      </w:r>
+    </w:p>
+    <w:p>
+      <w:pPr>
+        <w:rPr>
+          <w:rFonts w:ascii="Times New Roman" w:hAnsi="Times New Roman" w:cs="Times New Roman"/>
+          <w:sz w:val="24"/>
+          <w:szCs w:val="24"/>
+          <w:lang w:val="en-US"/>
+        </w:rPr>
+      </w:pPr>
+      <w:proofErr w:type="gramStart"/>
+      <w:r>
+        <w:rPr>
+          <w:rFonts w:ascii="Times New Roman" w:hAnsi="Times New Roman" w:cs="Times New Roman"/>
+          <w:sz w:val="24"/>
+          <w:szCs w:val="24"/>
+          <w:lang w:val="en-US"/>
+        </w:rPr>
+        <w:t>where</w:t>
+      </w:r>
+      <w:proofErr w:type="gramEnd"/>
+      <w:r>
+        <w:rPr>
+          <w:rFonts w:ascii="Times New Roman" w:hAnsi="Times New Roman" w:cs="Times New Roman"/>
+          <w:sz w:val="24"/>
+          <w:szCs w:val="24"/>
+          <w:lang w:val="en-US"/>
+        </w:rPr>
+        <w:t xml:space="preserve"> category='electronics'</w:t>
+      </w:r>
+    </w:p>
+    <w:p>
+      <w:pPr>
+        <w:rPr>
+          <w:rFonts w:ascii="Times New Roman" w:hAnsi="Times New Roman" w:cs="Times New Roman"/>
+          <w:sz w:val="24"/>
+          <w:szCs w:val="24"/>
+          <w:lang w:val="en-US"/>
+        </w:rPr>
+      </w:pPr>
+      <w:proofErr w:type="gramStart"/>
+      <w:r>
+        <w:rPr>
+          <w:rFonts w:ascii="Times New Roman" w:hAnsi="Times New Roman" w:cs="Times New Roman"/>
+          <w:sz w:val="24"/>
+          <w:szCs w:val="24"/>
+          <w:lang w:val="en-US"/>
+        </w:rPr>
+        <w:t>group</w:t>
+      </w:r>
+      <w:proofErr w:type="gramEnd"/>
+      <w:r>
+        <w:rPr>
+          <w:rFonts w:ascii="Times New Roman" w:hAnsi="Times New Roman" w:cs="Times New Roman"/>
+          <w:sz w:val="24"/>
+          <w:szCs w:val="24"/>
+          <w:lang w:val="en-US"/>
+        </w:rPr>
+        <w:t xml:space="preserve"> by month</w:t>
+      </w:r>
+    </w:p>
+    <w:p>
+      <w:pPr>
+        <w:rPr>
+          <w:rFonts w:ascii="Times New Roman" w:hAnsi="Times New Roman" w:cs="Times New Roman"/>
+          <w:sz w:val="24"/>
+          <w:szCs w:val="24"/>
+          <w:lang w:val="en-US"/>
+        </w:rPr>
+      </w:pPr>
+      <w:proofErr w:type="gramStart"/>
+      <w:r>
+        <w:rPr>
+          <w:rFonts w:ascii="Times New Roman" w:hAnsi="Times New Roman" w:cs="Times New Roman"/>
+          <w:sz w:val="24"/>
+          <w:szCs w:val="24"/>
+          <w:lang w:val="en-US"/>
+        </w:rPr>
+        <w:t>order</w:t>
+      </w:r>
+      <w:proofErr w:type="gramEnd"/>
+      <w:r>
+        <w:rPr>
+          <w:rFonts w:ascii="Times New Roman" w:hAnsi="Times New Roman" w:cs="Times New Roman"/>
+          <w:sz w:val="24"/>
+          <w:szCs w:val="24"/>
+          <w:lang w:val="en-US"/>
+        </w:rPr>
+        <w:t xml:space="preserve"> by month;</w:t>
+      </w:r>
+    </w:p>
+    <w:p>
+      <w:pPr>
+        <w:rPr>
+          <w:rFonts w:ascii="Times New Roman" w:hAnsi="Times New Roman" w:cs="Times New Roman"/>
+          <w:sz w:val="24"/>
+          <w:szCs w:val="24"/>
+          <w:lang w:val="en-US"/>
+        </w:rPr>
+      </w:pPr>
+    </w:p>
+    <w:p>
+      <w:pPr>
+        <w:rPr>
+          <w:rFonts w:ascii="Times New Roman" w:hAnsi="Times New Roman" w:cs="Times New Roman"/>
+          <w:sz w:val="24"/>
+          <w:szCs w:val="24"/>
+          <w:lang w:val="en-US"/>
+        </w:rPr>
+      </w:pPr>
+      <w:r>
+        <w:rPr>
+          <w:rFonts w:ascii="Times New Roman" w:hAnsi="Times New Roman" w:cs="Times New Roman"/>
+          <w:sz w:val="24"/>
+          <w:szCs w:val="24"/>
+          <w:lang w:val="en-US"/>
+        </w:rPr>
+        <w:drawing>
+          <wp:inline distT="0" distB="0" distL="0" distR="0" wp14:anchorId="60E93107" wp14:editId="4E5CCA9A">
+            <wp:extent cx="2038635" cy="866896"/>
+            <wp:effectExtent l="19050" t="19050" r="19050" b="28575"/>
+            <wp:docPr id="2" name="Picture 2"/>
+            <wp:cNvGraphicFramePr>
+              <a:graphicFrameLocks xmlns:a="http://schemas.openxmlformats.org/drawingml/2006/main" noChangeAspect="1"/>
+            </wp:cNvGraphicFramePr>
+            <a:graphic xmlns:a="http://schemas.openxmlformats.org/drawingml/2006/main">
+              <a:graphicData uri="http://schemas.openxmlformats.org/drawingml/2006/picture">
+                <pic:pic xmlns:pic="http://schemas.openxmlformats.org/drawingml/2006/picture">
+                  <pic:nvPicPr>
+                    <pic:cNvPr id="0" name=""/>
+                    <pic:cNvPicPr/>
+                  </pic:nvPicPr>
+                  <pic:blipFill>
+                    <a:blip r:embed="rId6"/>
+                    <a:stretch>
+                      <a:fillRect/>
+                    </a:stretch>
+                  </pic:blipFill>
+                  <pic:spPr>
+                    <a:xfrm>
+                      <a:off x="0" y="0"/>
+                      <a:ext cx="2038635" cy="866896"/>
+                    </a:xfrm>
+                    <a:prstGeom prst="rect">
+                      <a:avLst/>
+                    </a:prstGeom>
+                    <a:ln>
+                      <a:solidFill>
+                        <a:schemeClr val="tx1"/>
+                      </a:solidFill>
+                    </a:ln>
+                  </pic:spPr>
+                </pic:pic>
+              </a:graphicData>
+            </a:graphic>
+          </wp:inline>
+        </w:drawing>
+      </w:r>
+    </w:p>
+    <w:p>
+      <w:pPr>
+        <w:rPr>
+          <w:rFonts w:ascii="Times New Roman" w:hAnsi="Times New Roman" w:cs="Times New Roman"/>
+          <w:sz w:val="24"/>
+          <w:szCs w:val="24"/>
+          <w:lang w:val="en-US"/>
+        </w:rPr>
+      </w:pPr>
+    </w:p>
+    <w:p>
+      <w:pPr>
+        <w:rPr>
+          <w:rFonts w:ascii="Times New Roman" w:hAnsi="Times New Roman" w:cs="Times New Roman"/>
+          <w:sz w:val="24"/>
+          <w:szCs w:val="24"/>
+          <w:lang w:val="en-US"/>
+        </w:rPr>
+      </w:pPr>
+      <w:proofErr w:type="gramStart"/>
+      <w:r>
+        <w:rPr>
+          <w:rFonts w:ascii="Times New Roman" w:hAnsi="Times New Roman" w:cs="Times New Roman"/>
+          <w:sz w:val="24"/>
+          <w:szCs w:val="24"/>
+          <w:lang w:val="en-US"/>
+        </w:rPr>
+        <w:t>select</w:t>
+      </w:r>
+      <w:proofErr w:type="gramEnd"/>
+      <w:r>
+        <w:rPr>
+          <w:rFonts w:ascii="Times New Roman" w:hAnsi="Times New Roman" w:cs="Times New Roman"/>
+          <w:sz w:val="24"/>
+          <w:szCs w:val="24"/>
+          <w:lang w:val="en-US"/>
+        </w:rPr>
+        <w:t xml:space="preserve"> </w:t>
+      </w:r>
+      <w:proofErr w:type="spellStart"/>
+      <w:r>
+        <w:rPr>
+          <w:rFonts w:ascii="Times New Roman" w:hAnsi="Times New Roman" w:cs="Times New Roman"/>
+          <w:sz w:val="24"/>
+          <w:szCs w:val="24"/>
+          <w:lang w:val="en-US"/>
+        </w:rPr>
+        <w:t>product,sum</w:t>
+      </w:r>
+      <w:proofErr w:type="spellEnd"/>
+      <w:r>
+        <w:rPr>
+          <w:rFonts w:ascii="Times New Roman" w:hAnsi="Times New Roman" w:cs="Times New Roman"/>
+          <w:sz w:val="24"/>
+          <w:szCs w:val="24"/>
+          <w:lang w:val="en-US"/>
+        </w:rPr>
+        <w:t xml:space="preserve">(quantity)as </w:t>
+      </w:r>
+      <w:proofErr w:type="spellStart"/>
+      <w:r>
+        <w:rPr>
+          <w:rFonts w:ascii="Times New Roman" w:hAnsi="Times New Roman" w:cs="Times New Roman"/>
+          <w:sz w:val="24"/>
+          <w:szCs w:val="24"/>
+          <w:lang w:val="en-US"/>
+        </w:rPr>
+        <w:t>total_quantity,sum</w:t>
+      </w:r>
+      <w:proofErr w:type="spellEnd"/>
+      <w:r>
+        <w:rPr>
+          <w:rFonts w:ascii="Times New Roman" w:hAnsi="Times New Roman" w:cs="Times New Roman"/>
+          <w:sz w:val="24"/>
+          <w:szCs w:val="24"/>
+          <w:lang w:val="en-US"/>
+        </w:rPr>
+        <w:t xml:space="preserve">(quantity*price)as </w:t>
+      </w:r>
+      <w:proofErr w:type="spellStart"/>
+      <w:r>
+        <w:rPr>
+          <w:rFonts w:ascii="Times New Roman" w:hAnsi="Times New Roman" w:cs="Times New Roman"/>
+          <w:sz w:val="24"/>
+          <w:szCs w:val="24"/>
+          <w:lang w:val="en-US"/>
+        </w:rPr>
+        <w:t>total_revenue</w:t>
+      </w:r>
+      <w:proofErr w:type="spellEnd"/>
+    </w:p>
+    <w:p>
+      <w:pPr>
+        <w:rPr>
+          <w:rFonts w:ascii="Times New Roman" w:hAnsi="Times New Roman" w:cs="Times New Roman"/>
+          <w:sz w:val="24"/>
+          <w:szCs w:val="24"/>
+          <w:lang w:val="en-US"/>
+        </w:rPr>
+      </w:pPr>
+      <w:proofErr w:type="gramStart"/>
+      <w:r>
+        <w:rPr>
+          <w:rFonts w:ascii="Times New Roman" w:hAnsi="Times New Roman" w:cs="Times New Roman"/>
+          <w:sz w:val="24"/>
+          <w:szCs w:val="24"/>
+          <w:lang w:val="en-US"/>
+        </w:rPr>
+        <w:t>from</w:t>
+      </w:r>
+      <w:proofErr w:type="gramEnd"/>
+      <w:r>
+        <w:rPr>
+          <w:rFonts w:ascii="Times New Roman" w:hAnsi="Times New Roman" w:cs="Times New Roman"/>
+          <w:sz w:val="24"/>
+          <w:szCs w:val="24"/>
+          <w:lang w:val="en-US"/>
+        </w:rPr>
+        <w:t xml:space="preserve"> sales</w:t>
+      </w:r>
+    </w:p>
+    <w:p>
+      <w:pPr>
+        <w:rPr>
+          <w:rFonts w:ascii="Times New Roman" w:hAnsi="Times New Roman" w:cs="Times New Roman"/>
+          <w:sz w:val="24"/>
+          <w:szCs w:val="24"/>
+          <w:lang w:val="en-US"/>
+        </w:rPr>
+      </w:pPr>
+      <w:proofErr w:type="gramStart"/>
+      <w:r>
+        <w:rPr>
+          <w:rFonts w:ascii="Times New Roman" w:hAnsi="Times New Roman" w:cs="Times New Roman"/>
+          <w:sz w:val="24"/>
+          <w:szCs w:val="24"/>
+          <w:lang w:val="en-US"/>
+        </w:rPr>
+        <w:t>group</w:t>
+      </w:r>
+      <w:proofErr w:type="gramEnd"/>
+      <w:r>
+        <w:rPr>
+          <w:rFonts w:ascii="Times New Roman" w:hAnsi="Times New Roman" w:cs="Times New Roman"/>
+          <w:sz w:val="24"/>
+          <w:szCs w:val="24"/>
+          <w:lang w:val="en-US"/>
+        </w:rPr>
+        <w:t xml:space="preserve"> by product</w:t>
+      </w:r>
+    </w:p>
+    <w:p>
+      <w:pPr>
+        <w:rPr>
+          <w:rFonts w:ascii="Times New Roman" w:hAnsi="Times New Roman" w:cs="Times New Roman"/>
+          <w:sz w:val="24"/>
+          <w:szCs w:val="24"/>
+          <w:lang w:val="en-US"/>
+        </w:rPr>
+      </w:pPr>
+      <w:proofErr w:type="gramStart"/>
+      <w:r>
+        <w:rPr>
+          <w:rFonts w:ascii="Times New Roman" w:hAnsi="Times New Roman" w:cs="Times New Roman"/>
+          <w:sz w:val="24"/>
+          <w:szCs w:val="24"/>
+          <w:lang w:val="en-US"/>
+        </w:rPr>
+        <w:t>order</w:t>
+      </w:r>
+      <w:proofErr w:type="gramEnd"/>
+      <w:r>
+        <w:rPr>
+          <w:rFonts w:ascii="Times New Roman" w:hAnsi="Times New Roman" w:cs="Times New Roman"/>
+          <w:sz w:val="24"/>
+          <w:szCs w:val="24"/>
+          <w:lang w:val="en-US"/>
+        </w:rPr>
+        <w:t xml:space="preserve"> by </w:t>
+      </w:r>
+      <w:proofErr w:type="spellStart"/>
+      <w:r>
+        <w:rPr>
+          <w:rFonts w:ascii="Times New Roman" w:hAnsi="Times New Roman" w:cs="Times New Roman"/>
+          <w:sz w:val="24"/>
+          <w:szCs w:val="24"/>
+          <w:lang w:val="en-US"/>
+        </w:rPr>
+        <w:t>total_revenue</w:t>
+      </w:r>
+      <w:proofErr w:type="spellEnd"/>
+      <w:r>
+        <w:rPr>
+          <w:rFonts w:ascii="Times New Roman" w:hAnsi="Times New Roman" w:cs="Times New Roman"/>
+          <w:sz w:val="24"/>
+          <w:szCs w:val="24"/>
+          <w:lang w:val="en-US"/>
+        </w:rPr>
+        <w:t xml:space="preserve"> </w:t>
+      </w:r>
+      <w:proofErr w:type="spellStart"/>
+      <w:r>
+        <w:rPr>
+          <w:rFonts w:ascii="Times New Roman" w:hAnsi="Times New Roman" w:cs="Times New Roman"/>
+          <w:sz w:val="24"/>
+          <w:szCs w:val="24"/>
+          <w:lang w:val="en-US"/>
+        </w:rPr>
+        <w:t>desc</w:t>
+      </w:r>
+      <w:proofErr w:type="spellEnd"/>
+    </w:p>
+    <w:p>
+      <w:pPr>
+        <w:rPr>
+          <w:rFonts w:ascii="Times New Roman" w:hAnsi="Times New Roman" w:cs="Times New Roman"/>
+          <w:sz w:val="24"/>
+          <w:szCs w:val="24"/>
+          <w:lang w:val="en-US"/>
+        </w:rPr>
+      </w:pPr>
+      <w:proofErr w:type="gramStart"/>
+      <w:r>
+        <w:rPr>
+          <w:rFonts w:ascii="Times New Roman" w:hAnsi="Times New Roman" w:cs="Times New Roman"/>
+          <w:sz w:val="24"/>
+          <w:szCs w:val="24"/>
+          <w:lang w:val="en-US"/>
+        </w:rPr>
+        <w:t>limit</w:t>
+      </w:r>
+      <w:proofErr w:type="gramEnd"/>
+      <w:r>
+        <w:rPr>
+          <w:rFonts w:ascii="Times New Roman" w:hAnsi="Times New Roman" w:cs="Times New Roman"/>
+          <w:sz w:val="24"/>
+          <w:szCs w:val="24"/>
+          <w:lang w:val="en-US"/>
+        </w:rPr>
+        <w:t xml:space="preserve"> 3;</w:t>
+      </w:r>
+    </w:p>
+    <w:p>
+      <w:pPr>
+        <w:rPr>
+          <w:rFonts w:ascii="Times New Roman" w:hAnsi="Times New Roman" w:cs="Times New Roman"/>
+          <w:sz w:val="24"/>
+          <w:szCs w:val="24"/>
+          <w:lang w:val="en-US"/>
+        </w:rPr>
+      </w:pPr>
+    </w:p>
+    <w:p>
+      <w:pPr>
+        <w:rPr>
+          <w:rFonts w:ascii="Times New Roman" w:hAnsi="Times New Roman" w:cs="Times New Roman"/>
+          <w:sz w:val="24"/>
+          <w:szCs w:val="24"/>
+          <w:lang w:val="en-US"/>
+        </w:rPr>
+      </w:pPr>
+      <w:r>
+        <w:rPr>
+          <w:rFonts w:ascii="Times New Roman" w:hAnsi="Times New Roman" w:cs="Times New Roman"/>
+          <w:sz w:val="24"/>
+          <w:szCs w:val="24"/>
+          <w:lang w:val="en-US"/>
+        </w:rPr>
+        <w:drawing>
+          <wp:inline distT="0" distB="0" distL="0" distR="0" wp14:anchorId="55B23E71" wp14:editId="025B1EA9">
+            <wp:extent cx="2314898" cy="952633"/>
+            <wp:effectExtent l="19050" t="19050" r="28575" b="19050"/>
+            <wp:docPr id="3" name="Picture 3"/>
+            <wp:cNvGraphicFramePr>
+              <a:graphicFrameLocks xmlns:a="http://schemas.openxmlformats.org/drawingml/2006/main" noChangeAspect="1"/>
+            </wp:cNvGraphicFramePr>
+            <a:graphic xmlns:a="http://schemas.openxmlformats.org/drawingml/2006/main">
+              <a:graphicData uri="http://schemas.openxmlformats.org/drawingml/2006/picture">
+                <pic:pic xmlns:pic="http://schemas.openxmlformats.org/drawingml/2006/picture">
+                  <pic:nvPicPr>
+                    <pic:cNvPr id="0" name=""/>
+                    <pic:cNvPicPr/>
+                  </pic:nvPicPr>
+                  <pic:blipFill>
+                    <a:blip r:embed="rId7"/>
+                    <a:stretch>
+                      <a:fillRect/>
+                    </a:stretch>
+                  </pic:blipFill>
+                  <pic:spPr>
+                    <a:xfrm>
+                      <a:off x="0" y="0"/>
+                      <a:ext cx="2314898" cy="952633"/>
+                    </a:xfrm>
+                    <a:prstGeom prst="rect">
+                      <a:avLst/>
+                    </a:prstGeom>
+                    <a:ln>
+                      <a:solidFill>
+                        <a:schemeClr val="tx1"/>
+                      </a:solidFill>
+                    </a:ln>
+                  </pic:spPr>
+                </pic:pic>
+              </a:graphicData>
+            </a:graphic>
+          </wp:inline>
+        </w:drawing>
+      </w:r>
+    </w:p>
+    <w:p>
+      <w:pPr>
+        <w:rPr>
+          <w:rFonts w:ascii="Times New Roman" w:hAnsi="Times New Roman" w:cs="Times New Roman"/>
+          <w:sz w:val="24"/>
+          <w:szCs w:val="24"/>
+          <w:lang w:val="en-US"/>
+        </w:rPr>
+      </w:pPr>
+    </w:p>
+    <w:p>
+      <w:pPr>
+        <w:rPr>
+          <w:rFonts w:ascii="Times New Roman" w:hAnsi="Times New Roman" w:cs="Times New Roman"/>
+          <w:sz w:val="24"/>
+          <w:szCs w:val="24"/>
+          <w:lang w:val="en-US"/>
+        </w:rPr>
+      </w:pPr>
     </w:p>
     <w:sectPr>
       <w:pgSz w:w="11906" w:h="16838"/>
@@ -254,6 +1847,36 @@
     <w:semiHidden/>
     <w:unhideWhenUsed/>
   </w:style>
+  <w:style w:type="paragraph" w:styleId="BalloonText">
+    <w:name w:val="Balloon Text"/>
+    <w:basedOn w:val="Normal"/>
+    <w:link w:val="BalloonTextChar"/>
+    <w:uiPriority w:val="99"/>
+    <w:semiHidden/>
+    <w:unhideWhenUsed/>
+    <w:rsid w:val="00095329"/>
+    <w:pPr>
+      <w:spacing w:after="0" w:line="240" w:lineRule="auto"/>
+    </w:pPr>
+    <w:rPr>
+      <w:rFonts w:ascii="Tahoma" w:hAnsi="Tahoma" w:cs="Tahoma"/>
+      <w:sz w:val="16"/>
+      <w:szCs w:val="16"/>
+    </w:rPr>
+  </w:style>
+  <w:style w:type="character" w:customStyle="1" w:styleId="BalloonTextChar">
+    <w:name w:val="Balloon Text Char"/>
+    <w:basedOn w:val="DefaultParagraphFont"/>
+    <w:link w:val="BalloonText"/>
+    <w:uiPriority w:val="99"/>
+    <w:semiHidden/>
+    <w:rsid w:val="00095329"/>
+    <w:rPr>
+      <w:rFonts w:ascii="Tahoma" w:hAnsi="Tahoma" w:cs="Tahoma"/>
+      <w:sz w:val="16"/>
+      <w:szCs w:val="16"/>
+    </w:rPr>
+  </w:style>
 </w:styles>
 </file>
 
@@ -443,6 +2066,36 @@
     <w:uiPriority w:val="99"/>
     <w:semiHidden/>
     <w:unhideWhenUsed/>
+  </w:style>
+  <w:style w:type="paragraph" w:styleId="BalloonText">
+    <w:name w:val="Balloon Text"/>
+    <w:basedOn w:val="Normal"/>
+    <w:link w:val="BalloonTextChar"/>
+    <w:uiPriority w:val="99"/>
+    <w:semiHidden/>
+    <w:unhideWhenUsed/>
+    <w:rsid w:val="00095329"/>
+    <w:pPr>
+      <w:spacing w:after="0" w:line="240" w:lineRule="auto"/>
+    </w:pPr>
+    <w:rPr>
+      <w:rFonts w:ascii="Tahoma" w:hAnsi="Tahoma" w:cs="Tahoma"/>
+      <w:sz w:val="16"/>
+      <w:szCs w:val="16"/>
+    </w:rPr>
+  </w:style>
+  <w:style w:type="character" w:customStyle="1" w:styleId="BalloonTextChar">
+    <w:name w:val="Balloon Text Char"/>
+    <w:basedOn w:val="DefaultParagraphFont"/>
+    <w:link w:val="BalloonText"/>
+    <w:uiPriority w:val="99"/>
+    <w:semiHidden/>
+    <w:rsid w:val="00095329"/>
+    <w:rPr>
+      <w:rFonts w:ascii="Tahoma" w:hAnsi="Tahoma" w:cs="Tahoma"/>
+      <w:sz w:val="16"/>
+      <w:szCs w:val="16"/>
+    </w:rPr>
   </w:style>
 </w:styles>
 </file>
